--- a/PVK_Cinemas_Test_Strategy_and_Test_Plan.docx
+++ b/PVK_Cinemas_Test_Strategy_and_Test_Plan.docx
@@ -4807,7 +4807,7 @@
         <w:pStyle w:val="ListBullet"/>
       </w:pPr>
       <w:r>
-        <w:t>Verify mobile and desktop seat-map interaction if selection is enabled by the approved scope.</w:t>
+        <w:t>Verify interactive seat selection, AI quality badge rendering, 5-minute temporary seat hold countdown, concurrent seat hold conflict prevention (409 Conflict), simulated payment execution (SUCCESS/FAILED), and booking ticket persistence.</w:t>
       </w:r>
     </w:p>
     <w:p>
